--- a/Boxplot of Daily Return Distribution.docx
+++ b/Boxplot of Daily Return Distribution.docx
@@ -5,14 +5,12 @@
     <w:p>
       <w:pPr>
         <w:rPr>
-          <w:rFonts w:hint="eastAsia" w:asciiTheme="minorEastAsia" w:hAnsiTheme="minorEastAsia"/>
-          <w:sz w:val="22"/>
-        </w:rPr>
-      </w:pPr>
-      <w:r>
-        <w:rPr>
-          <w:rFonts w:hint="eastAsia" w:asciiTheme="minorEastAsia" w:hAnsiTheme="minorEastAsia"/>
-          <w:sz w:val="22"/>
+          <w:rFonts w:hint="eastAsia"/>
+        </w:rPr>
+      </w:pPr>
+      <w:r>
+        <w:rPr>
+          <w:rFonts w:hint="eastAsia"/>
         </w:rPr>
         <w:t>import pandas as pd</w:t>
       </w:r>
@@ -20,14 +18,12 @@
     <w:p>
       <w:pPr>
         <w:rPr>
-          <w:rFonts w:hint="eastAsia" w:asciiTheme="minorEastAsia" w:hAnsiTheme="minorEastAsia"/>
-          <w:sz w:val="22"/>
-        </w:rPr>
-      </w:pPr>
-      <w:r>
-        <w:rPr>
-          <w:rFonts w:hint="eastAsia" w:asciiTheme="minorEastAsia" w:hAnsiTheme="minorEastAsia"/>
-          <w:sz w:val="22"/>
+          <w:rFonts w:hint="eastAsia"/>
+        </w:rPr>
+      </w:pPr>
+      <w:r>
+        <w:rPr>
+          <w:rFonts w:hint="eastAsia"/>
         </w:rPr>
         <w:t>import numpy as np</w:t>
       </w:r>
@@ -35,14 +31,12 @@
     <w:p>
       <w:pPr>
         <w:rPr>
-          <w:rFonts w:hint="eastAsia" w:asciiTheme="minorEastAsia" w:hAnsiTheme="minorEastAsia"/>
-          <w:sz w:val="22"/>
-        </w:rPr>
-      </w:pPr>
-      <w:r>
-        <w:rPr>
-          <w:rFonts w:hint="eastAsia" w:asciiTheme="minorEastAsia" w:hAnsiTheme="minorEastAsia"/>
-          <w:sz w:val="22"/>
+          <w:rFonts w:hint="eastAsia"/>
+        </w:rPr>
+      </w:pPr>
+      <w:r>
+        <w:rPr>
+          <w:rFonts w:hint="eastAsia"/>
         </w:rPr>
         <w:t>import matplotlib.pyplot as plt</w:t>
       </w:r>
@@ -50,14 +44,12 @@
     <w:p>
       <w:pPr>
         <w:rPr>
-          <w:rFonts w:hint="eastAsia" w:asciiTheme="minorEastAsia" w:hAnsiTheme="minorEastAsia"/>
-          <w:sz w:val="22"/>
-        </w:rPr>
-      </w:pPr>
-      <w:r>
-        <w:rPr>
-          <w:rFonts w:hint="eastAsia" w:asciiTheme="minorEastAsia" w:hAnsiTheme="minorEastAsia"/>
-          <w:sz w:val="22"/>
+          <w:rFonts w:hint="eastAsia"/>
+        </w:rPr>
+      </w:pPr>
+      <w:r>
+        <w:rPr>
+          <w:rFonts w:hint="eastAsia"/>
         </w:rPr>
         <w:t>import seaborn as sns</w:t>
       </w:r>
@@ -65,22 +57,19 @@
     <w:p>
       <w:pPr>
         <w:rPr>
-          <w:rFonts w:hint="eastAsia" w:asciiTheme="minorEastAsia" w:hAnsiTheme="minorEastAsia"/>
-          <w:sz w:val="22"/>
-        </w:rPr>
-      </w:pPr>
-    </w:p>
-    <w:p>
-      <w:pPr>
-        <w:rPr>
-          <w:rFonts w:hint="eastAsia" w:asciiTheme="minorEastAsia" w:hAnsiTheme="minorEastAsia"/>
-          <w:sz w:val="22"/>
-        </w:rPr>
-      </w:pPr>
-      <w:r>
-        <w:rPr>
-          <w:rFonts w:hint="eastAsia" w:asciiTheme="minorEastAsia" w:hAnsiTheme="minorEastAsia"/>
-          <w:sz w:val="22"/>
+          <w:rFonts w:hint="eastAsia"/>
+        </w:rPr>
+      </w:pPr>
+    </w:p>
+    <w:p>
+      <w:pPr>
+        <w:rPr>
+          <w:rFonts w:hint="eastAsia"/>
+        </w:rPr>
+      </w:pPr>
+      <w:r>
+        <w:rPr>
+          <w:rFonts w:hint="eastAsia"/>
         </w:rPr>
         <w:t># Remove Chinese font settings — use default (English-friendly) font</w:t>
       </w:r>
@@ -88,14 +77,12 @@
     <w:p>
       <w:pPr>
         <w:rPr>
-          <w:rFonts w:hint="eastAsia" w:asciiTheme="minorEastAsia" w:hAnsiTheme="minorEastAsia"/>
-          <w:sz w:val="22"/>
-        </w:rPr>
-      </w:pPr>
-      <w:r>
-        <w:rPr>
-          <w:rFonts w:hint="eastAsia" w:asciiTheme="minorEastAsia" w:hAnsiTheme="minorEastAsia"/>
-          <w:sz w:val="22"/>
+          <w:rFonts w:hint="eastAsia"/>
+        </w:rPr>
+      </w:pPr>
+      <w:r>
+        <w:rPr>
+          <w:rFonts w:hint="eastAsia"/>
         </w:rPr>
         <w:t># plt.rcParams['font.family'] = 'simhei'       # ← commented out</w:t>
       </w:r>
@@ -103,14 +90,12 @@
     <w:p>
       <w:pPr>
         <w:rPr>
-          <w:rFonts w:hint="eastAsia" w:asciiTheme="minorEastAsia" w:hAnsiTheme="minorEastAsia"/>
-          <w:sz w:val="22"/>
-        </w:rPr>
-      </w:pPr>
-      <w:r>
-        <w:rPr>
-          <w:rFonts w:hint="eastAsia" w:asciiTheme="minorEastAsia" w:hAnsiTheme="minorEastAsia"/>
-          <w:sz w:val="22"/>
+          <w:rFonts w:hint="eastAsia"/>
+        </w:rPr>
+      </w:pPr>
+      <w:r>
+        <w:rPr>
+          <w:rFonts w:hint="eastAsia"/>
         </w:rPr>
         <w:t># plt.rcParams['axes.unicode_minus'] = False   # ← not needed for English</w:t>
       </w:r>
@@ -118,22 +103,19 @@
     <w:p>
       <w:pPr>
         <w:rPr>
-          <w:rFonts w:hint="eastAsia" w:asciiTheme="minorEastAsia" w:hAnsiTheme="minorEastAsia"/>
-          <w:sz w:val="22"/>
-        </w:rPr>
-      </w:pPr>
-    </w:p>
-    <w:p>
-      <w:pPr>
-        <w:rPr>
-          <w:rFonts w:hint="eastAsia" w:asciiTheme="minorEastAsia" w:hAnsiTheme="minorEastAsia"/>
-          <w:sz w:val="22"/>
-        </w:rPr>
-      </w:pPr>
-      <w:r>
-        <w:rPr>
-          <w:rFonts w:hint="eastAsia" w:asciiTheme="minorEastAsia" w:hAnsiTheme="minorEastAsia"/>
-          <w:sz w:val="22"/>
+          <w:rFonts w:hint="eastAsia"/>
+        </w:rPr>
+      </w:pPr>
+    </w:p>
+    <w:p>
+      <w:pPr>
+        <w:rPr>
+          <w:rFonts w:hint="eastAsia"/>
+        </w:rPr>
+      </w:pPr>
+      <w:r>
+        <w:rPr>
+          <w:rFonts w:hint="eastAsia"/>
         </w:rPr>
         <w:t># 1. Read the Excel file</w:t>
       </w:r>
@@ -141,14 +123,12 @@
     <w:p>
       <w:pPr>
         <w:rPr>
-          <w:rFonts w:hint="eastAsia" w:asciiTheme="minorEastAsia" w:hAnsiTheme="minorEastAsia"/>
-          <w:sz w:val="22"/>
-        </w:rPr>
-      </w:pPr>
-      <w:r>
-        <w:rPr>
-          <w:rFonts w:hint="eastAsia" w:asciiTheme="minorEastAsia" w:hAnsiTheme="minorEastAsia"/>
-          <w:sz w:val="22"/>
+          <w:rFonts w:hint="eastAsia"/>
+        </w:rPr>
+      </w:pPr>
+      <w:r>
+        <w:rPr>
+          <w:rFonts w:hint="eastAsia"/>
         </w:rPr>
         <w:t>df = pd.read_excel("D://24108108Hong.xlsx", sheet_name="Sheet1")</w:t>
       </w:r>
@@ -156,22 +136,19 @@
     <w:p>
       <w:pPr>
         <w:rPr>
-          <w:rFonts w:hint="eastAsia" w:asciiTheme="minorEastAsia" w:hAnsiTheme="minorEastAsia"/>
-          <w:sz w:val="22"/>
-        </w:rPr>
-      </w:pPr>
-    </w:p>
-    <w:p>
-      <w:pPr>
-        <w:rPr>
-          <w:rFonts w:hint="eastAsia" w:asciiTheme="minorEastAsia" w:hAnsiTheme="minorEastAsia"/>
-          <w:sz w:val="22"/>
-        </w:rPr>
-      </w:pPr>
-      <w:r>
-        <w:rPr>
-          <w:rFonts w:hint="eastAsia" w:asciiTheme="minorEastAsia" w:hAnsiTheme="minorEastAsia"/>
-          <w:sz w:val="22"/>
+          <w:rFonts w:hint="eastAsia"/>
+        </w:rPr>
+      </w:pPr>
+    </w:p>
+    <w:p>
+      <w:pPr>
+        <w:rPr>
+          <w:rFonts w:hint="eastAsia"/>
+        </w:rPr>
+      </w:pPr>
+      <w:r>
+        <w:rPr>
+          <w:rFonts w:hint="eastAsia"/>
         </w:rPr>
         <w:t xml:space="preserve"># 2. Clean column names </w:t>
       </w:r>
@@ -179,14 +156,12 @@
     <w:p>
       <w:pPr>
         <w:rPr>
-          <w:rFonts w:hint="eastAsia" w:asciiTheme="minorEastAsia" w:hAnsiTheme="minorEastAsia"/>
-          <w:sz w:val="22"/>
-        </w:rPr>
-      </w:pPr>
-      <w:r>
-        <w:rPr>
-          <w:rFonts w:hint="eastAsia" w:asciiTheme="minorEastAsia" w:hAnsiTheme="minorEastAsia"/>
-          <w:sz w:val="22"/>
+          <w:rFonts w:hint="eastAsia"/>
+        </w:rPr>
+      </w:pPr>
+      <w:r>
+        <w:rPr>
+          <w:rFonts w:hint="eastAsia"/>
         </w:rPr>
         <w:t>df = df.iloc[:, [2, 3, 4]]  # Keep only "Date", "SSE Index", and "SPDB"</w:t>
       </w:r>
@@ -194,14 +169,12 @@
     <w:p>
       <w:pPr>
         <w:rPr>
-          <w:rFonts w:hint="eastAsia" w:asciiTheme="minorEastAsia" w:hAnsiTheme="minorEastAsia"/>
-          <w:sz w:val="22"/>
-        </w:rPr>
-      </w:pPr>
-      <w:r>
-        <w:rPr>
-          <w:rFonts w:hint="eastAsia" w:asciiTheme="minorEastAsia" w:hAnsiTheme="minorEastAsia"/>
-          <w:sz w:val="22"/>
+          <w:rFonts w:hint="eastAsia"/>
+        </w:rPr>
+      </w:pPr>
+      <w:r>
+        <w:rPr>
+          <w:rFonts w:hint="eastAsia"/>
         </w:rPr>
         <w:t>df.columns = ["Date", "SSE Index", "SPDB"]</w:t>
       </w:r>
@@ -209,22 +182,19 @@
     <w:p>
       <w:pPr>
         <w:rPr>
-          <w:rFonts w:hint="eastAsia" w:asciiTheme="minorEastAsia" w:hAnsiTheme="minorEastAsia"/>
-          <w:sz w:val="22"/>
-        </w:rPr>
-      </w:pPr>
-    </w:p>
-    <w:p>
-      <w:pPr>
-        <w:rPr>
-          <w:rFonts w:hint="eastAsia" w:asciiTheme="minorEastAsia" w:hAnsiTheme="minorEastAsia"/>
-          <w:sz w:val="22"/>
-        </w:rPr>
-      </w:pPr>
-      <w:r>
-        <w:rPr>
-          <w:rFonts w:hint="eastAsia" w:asciiTheme="minorEastAsia" w:hAnsiTheme="minorEastAsia"/>
-          <w:sz w:val="22"/>
+          <w:rFonts w:hint="eastAsia"/>
+        </w:rPr>
+      </w:pPr>
+    </w:p>
+    <w:p>
+      <w:pPr>
+        <w:rPr>
+          <w:rFonts w:hint="eastAsia"/>
+        </w:rPr>
+      </w:pPr>
+      <w:r>
+        <w:rPr>
+          <w:rFonts w:hint="eastAsia"/>
         </w:rPr>
         <w:t># Remove empty or invalid rows</w:t>
       </w:r>
@@ -232,14 +202,12 @@
     <w:p>
       <w:pPr>
         <w:rPr>
-          <w:rFonts w:hint="eastAsia" w:asciiTheme="minorEastAsia" w:hAnsiTheme="minorEastAsia"/>
-          <w:sz w:val="22"/>
-        </w:rPr>
-      </w:pPr>
-      <w:r>
-        <w:rPr>
-          <w:rFonts w:hint="eastAsia" w:asciiTheme="minorEastAsia" w:hAnsiTheme="minorEastAsia"/>
-          <w:sz w:val="22"/>
+          <w:rFonts w:hint="eastAsia"/>
+        </w:rPr>
+      </w:pPr>
+      <w:r>
+        <w:rPr>
+          <w:rFonts w:hint="eastAsia"/>
         </w:rPr>
         <w:t>df = df.dropna().reset_index(drop=True)</w:t>
       </w:r>
@@ -247,22 +215,19 @@
     <w:p>
       <w:pPr>
         <w:rPr>
-          <w:rFonts w:hint="eastAsia" w:asciiTheme="minorEastAsia" w:hAnsiTheme="minorEastAsia"/>
-          <w:sz w:val="22"/>
-        </w:rPr>
-      </w:pPr>
-    </w:p>
-    <w:p>
-      <w:pPr>
-        <w:rPr>
-          <w:rFonts w:hint="eastAsia" w:asciiTheme="minorEastAsia" w:hAnsiTheme="minorEastAsia"/>
-          <w:sz w:val="22"/>
-        </w:rPr>
-      </w:pPr>
-      <w:r>
-        <w:rPr>
-          <w:rFonts w:hint="eastAsia" w:asciiTheme="minorEastAsia" w:hAnsiTheme="minorEastAsia"/>
-          <w:sz w:val="22"/>
+          <w:rFonts w:hint="eastAsia"/>
+        </w:rPr>
+      </w:pPr>
+    </w:p>
+    <w:p>
+      <w:pPr>
+        <w:rPr>
+          <w:rFonts w:hint="eastAsia"/>
+        </w:rPr>
+      </w:pPr>
+      <w:r>
+        <w:rPr>
+          <w:rFonts w:hint="eastAsia"/>
         </w:rPr>
         <w:t># Ensure the "Date" column is in datetime format</w:t>
       </w:r>
@@ -270,14 +235,12 @@
     <w:p>
       <w:pPr>
         <w:rPr>
-          <w:rFonts w:hint="eastAsia" w:asciiTheme="minorEastAsia" w:hAnsiTheme="minorEastAsia"/>
-          <w:sz w:val="22"/>
-        </w:rPr>
-      </w:pPr>
-      <w:r>
-        <w:rPr>
-          <w:rFonts w:hint="eastAsia" w:asciiTheme="minorEastAsia" w:hAnsiTheme="minorEastAsia"/>
-          <w:sz w:val="22"/>
+          <w:rFonts w:hint="eastAsia"/>
+        </w:rPr>
+      </w:pPr>
+      <w:r>
+        <w:rPr>
+          <w:rFonts w:hint="eastAsia"/>
         </w:rPr>
         <w:t>df["Date"] = pd.to_datetime(df["Date"], format="%m/%d/%y")</w:t>
       </w:r>
@@ -285,22 +248,19 @@
     <w:p>
       <w:pPr>
         <w:rPr>
-          <w:rFonts w:hint="eastAsia" w:asciiTheme="minorEastAsia" w:hAnsiTheme="minorEastAsia"/>
-          <w:sz w:val="22"/>
-        </w:rPr>
-      </w:pPr>
-    </w:p>
-    <w:p>
-      <w:pPr>
-        <w:rPr>
-          <w:rFonts w:hint="eastAsia" w:asciiTheme="minorEastAsia" w:hAnsiTheme="minorEastAsia"/>
-          <w:sz w:val="22"/>
-        </w:rPr>
-      </w:pPr>
-      <w:r>
-        <w:rPr>
-          <w:rFonts w:hint="eastAsia" w:asciiTheme="minorEastAsia" w:hAnsiTheme="minorEastAsia"/>
-          <w:sz w:val="22"/>
+          <w:rFonts w:hint="eastAsia"/>
+        </w:rPr>
+      </w:pPr>
+    </w:p>
+    <w:p>
+      <w:pPr>
+        <w:rPr>
+          <w:rFonts w:hint="eastAsia"/>
+        </w:rPr>
+      </w:pPr>
+      <w:r>
+        <w:rPr>
+          <w:rFonts w:hint="eastAsia"/>
         </w:rPr>
         <w:t xml:space="preserve"># 3. Calculate daily returns </w:t>
       </w:r>
@@ -308,14 +268,12 @@
     <w:p>
       <w:pPr>
         <w:rPr>
-          <w:rFonts w:hint="eastAsia" w:asciiTheme="minorEastAsia" w:hAnsiTheme="minorEastAsia"/>
-          <w:sz w:val="22"/>
-        </w:rPr>
-      </w:pPr>
-      <w:r>
-        <w:rPr>
-          <w:rFonts w:hint="eastAsia" w:asciiTheme="minorEastAsia" w:hAnsiTheme="minorEastAsia"/>
-          <w:sz w:val="22"/>
+          <w:rFonts w:hint="eastAsia"/>
+        </w:rPr>
+      </w:pPr>
+      <w:r>
+        <w:rPr>
+          <w:rFonts w:hint="eastAsia"/>
         </w:rPr>
         <w:t>df["SSE_Return"] = df["SSE Index"].pct_change()</w:t>
       </w:r>
@@ -323,14 +281,12 @@
     <w:p>
       <w:pPr>
         <w:rPr>
-          <w:rFonts w:hint="eastAsia" w:asciiTheme="minorEastAsia" w:hAnsiTheme="minorEastAsia"/>
-          <w:sz w:val="22"/>
-        </w:rPr>
-      </w:pPr>
-      <w:r>
-        <w:rPr>
-          <w:rFonts w:hint="eastAsia" w:asciiTheme="minorEastAsia" w:hAnsiTheme="minorEastAsia"/>
-          <w:sz w:val="22"/>
+          <w:rFonts w:hint="eastAsia"/>
+        </w:rPr>
+      </w:pPr>
+      <w:r>
+        <w:rPr>
+          <w:rFonts w:hint="eastAsia"/>
         </w:rPr>
         <w:t>df["SPDB_Return"] = df["SPDB"].pct_change()</w:t>
       </w:r>
@@ -338,22 +294,19 @@
     <w:p>
       <w:pPr>
         <w:rPr>
-          <w:rFonts w:hint="eastAsia" w:asciiTheme="minorEastAsia" w:hAnsiTheme="minorEastAsia"/>
-          <w:sz w:val="22"/>
-        </w:rPr>
-      </w:pPr>
-    </w:p>
-    <w:p>
-      <w:pPr>
-        <w:rPr>
-          <w:rFonts w:hint="eastAsia" w:asciiTheme="minorEastAsia" w:hAnsiTheme="minorEastAsia"/>
-          <w:sz w:val="22"/>
-        </w:rPr>
-      </w:pPr>
-      <w:r>
-        <w:rPr>
-          <w:rFonts w:hint="eastAsia" w:asciiTheme="minorEastAsia" w:hAnsiTheme="minorEastAsia"/>
-          <w:sz w:val="22"/>
+          <w:rFonts w:hint="eastAsia"/>
+        </w:rPr>
+      </w:pPr>
+    </w:p>
+    <w:p>
+      <w:pPr>
+        <w:rPr>
+          <w:rFonts w:hint="eastAsia"/>
+        </w:rPr>
+      </w:pPr>
+      <w:r>
+        <w:rPr>
+          <w:rFonts w:hint="eastAsia"/>
         </w:rPr>
         <w:t># Drop the first row (which contains NaN due to pct_change)</w:t>
       </w:r>
@@ -361,14 +314,12 @@
     <w:p>
       <w:pPr>
         <w:rPr>
-          <w:rFonts w:hint="eastAsia" w:asciiTheme="minorEastAsia" w:hAnsiTheme="minorEastAsia"/>
-          <w:sz w:val="22"/>
-        </w:rPr>
-      </w:pPr>
-      <w:r>
-        <w:rPr>
-          <w:rFonts w:hint="eastAsia" w:asciiTheme="minorEastAsia" w:hAnsiTheme="minorEastAsia"/>
-          <w:sz w:val="22"/>
+          <w:rFonts w:hint="eastAsia"/>
+        </w:rPr>
+      </w:pPr>
+      <w:r>
+        <w:rPr>
+          <w:rFonts w:hint="eastAsia"/>
         </w:rPr>
         <w:t>df = df.dropna().reset_index(drop=True)</w:t>
       </w:r>
@@ -376,22 +327,19 @@
     <w:p>
       <w:pPr>
         <w:rPr>
-          <w:rFonts w:hint="eastAsia" w:asciiTheme="minorEastAsia" w:hAnsiTheme="minorEastAsia"/>
-          <w:sz w:val="22"/>
-        </w:rPr>
-      </w:pPr>
-    </w:p>
-    <w:p>
-      <w:pPr>
-        <w:rPr>
-          <w:rFonts w:hint="eastAsia" w:asciiTheme="minorEastAsia" w:hAnsiTheme="minorEastAsia"/>
-          <w:sz w:val="22"/>
-        </w:rPr>
-      </w:pPr>
-      <w:r>
-        <w:rPr>
-          <w:rFonts w:hint="eastAsia" w:asciiTheme="minorEastAsia" w:hAnsiTheme="minorEastAsia"/>
-          <w:sz w:val="22"/>
+          <w:rFonts w:hint="eastAsia"/>
+        </w:rPr>
+      </w:pPr>
+    </w:p>
+    <w:p>
+      <w:pPr>
+        <w:rPr>
+          <w:rFonts w:hint="eastAsia"/>
+        </w:rPr>
+      </w:pPr>
+      <w:r>
+        <w:rPr>
+          <w:rFonts w:hint="eastAsia"/>
         </w:rPr>
         <w:t># 4. Extract day of the week (Monday=0 → Monday=1)</w:t>
       </w:r>
@@ -399,14 +347,12 @@
     <w:p>
       <w:pPr>
         <w:rPr>
-          <w:rFonts w:hint="eastAsia" w:asciiTheme="minorEastAsia" w:hAnsiTheme="minorEastAsia"/>
-          <w:sz w:val="22"/>
-        </w:rPr>
-      </w:pPr>
-      <w:r>
-        <w:rPr>
-          <w:rFonts w:hint="eastAsia" w:asciiTheme="minorEastAsia" w:hAnsiTheme="minorEastAsia"/>
-          <w:sz w:val="22"/>
+          <w:rFonts w:hint="eastAsia"/>
+        </w:rPr>
+      </w:pPr>
+      <w:r>
+        <w:rPr>
+          <w:rFonts w:hint="eastAsia"/>
         </w:rPr>
         <w:t>df["Weekday"] = df["Date"].dt.weekday + 1  # 1=Monday, ..., 5=Friday</w:t>
       </w:r>
@@ -414,22 +360,19 @@
     <w:p>
       <w:pPr>
         <w:rPr>
-          <w:rFonts w:hint="eastAsia" w:asciiTheme="minorEastAsia" w:hAnsiTheme="minorEastAsia"/>
-          <w:sz w:val="22"/>
-        </w:rPr>
-      </w:pPr>
-    </w:p>
-    <w:p>
-      <w:pPr>
-        <w:rPr>
-          <w:rFonts w:hint="eastAsia" w:asciiTheme="minorEastAsia" w:hAnsiTheme="minorEastAsia"/>
-          <w:sz w:val="22"/>
-        </w:rPr>
-      </w:pPr>
-      <w:r>
-        <w:rPr>
-          <w:rFonts w:hint="eastAsia" w:asciiTheme="minorEastAsia" w:hAnsiTheme="minorEastAsia"/>
-          <w:sz w:val="22"/>
+          <w:rFonts w:hint="eastAsia"/>
+        </w:rPr>
+      </w:pPr>
+    </w:p>
+    <w:p>
+      <w:pPr>
+        <w:rPr>
+          <w:rFonts w:hint="eastAsia"/>
+        </w:rPr>
+      </w:pPr>
+      <w:r>
+        <w:rPr>
+          <w:rFonts w:hint="eastAsia"/>
         </w:rPr>
         <w:t># Keep only weekdays (1 to 5)</w:t>
       </w:r>
@@ -437,14 +380,12 @@
     <w:p>
       <w:pPr>
         <w:rPr>
-          <w:rFonts w:hint="eastAsia" w:asciiTheme="minorEastAsia" w:hAnsiTheme="minorEastAsia"/>
-          <w:sz w:val="22"/>
-        </w:rPr>
-      </w:pPr>
-      <w:r>
-        <w:rPr>
-          <w:rFonts w:hint="eastAsia" w:asciiTheme="minorEastAsia" w:hAnsiTheme="minorEastAsia"/>
-          <w:sz w:val="22"/>
+          <w:rFonts w:hint="eastAsia"/>
+        </w:rPr>
+      </w:pPr>
+      <w:r>
+        <w:rPr>
+          <w:rFonts w:hint="eastAsia"/>
         </w:rPr>
         <w:t>df = df[df["Weekday"].between(1, 5)]</w:t>
       </w:r>
@@ -452,22 +393,19 @@
     <w:p>
       <w:pPr>
         <w:rPr>
-          <w:rFonts w:hint="eastAsia" w:asciiTheme="minorEastAsia" w:hAnsiTheme="minorEastAsia"/>
-          <w:sz w:val="22"/>
-        </w:rPr>
-      </w:pPr>
-    </w:p>
-    <w:p>
-      <w:pPr>
-        <w:rPr>
-          <w:rFonts w:hint="eastAsia" w:asciiTheme="minorEastAsia" w:hAnsiTheme="minorEastAsia"/>
-          <w:sz w:val="22"/>
-        </w:rPr>
-      </w:pPr>
-      <w:r>
-        <w:rPr>
-          <w:rFonts w:hint="eastAsia" w:asciiTheme="minorEastAsia" w:hAnsiTheme="minorEastAsia"/>
-          <w:sz w:val="22"/>
+          <w:rFonts w:hint="eastAsia"/>
+        </w:rPr>
+      </w:pPr>
+    </w:p>
+    <w:p>
+      <w:pPr>
+        <w:rPr>
+          <w:rFonts w:hint="eastAsia"/>
+        </w:rPr>
+      </w:pPr>
+      <w:r>
+        <w:rPr>
+          <w:rFonts w:hint="eastAsia"/>
         </w:rPr>
         <w:t># 5. Reshape data to long format for plotting</w:t>
       </w:r>
@@ -475,14 +413,12 @@
     <w:p>
       <w:pPr>
         <w:rPr>
-          <w:rFonts w:hint="eastAsia" w:asciiTheme="minorEastAsia" w:hAnsiTheme="minorEastAsia"/>
-          <w:sz w:val="22"/>
-        </w:rPr>
-      </w:pPr>
-      <w:r>
-        <w:rPr>
-          <w:rFonts w:hint="eastAsia" w:asciiTheme="minorEastAsia" w:hAnsiTheme="minorEastAsia"/>
-          <w:sz w:val="22"/>
+          <w:rFonts w:hint="eastAsia"/>
+        </w:rPr>
+      </w:pPr>
+      <w:r>
+        <w:rPr>
+          <w:rFonts w:hint="eastAsia"/>
         </w:rPr>
         <w:t>df_long = pd.melt(</w:t>
       </w:r>
@@ -490,14 +426,12 @@
     <w:p>
       <w:pPr>
         <w:rPr>
-          <w:rFonts w:hint="eastAsia" w:asciiTheme="minorEastAsia" w:hAnsiTheme="minorEastAsia"/>
-          <w:sz w:val="22"/>
-        </w:rPr>
-      </w:pPr>
-      <w:r>
-        <w:rPr>
-          <w:rFonts w:hint="eastAsia" w:asciiTheme="minorEastAsia" w:hAnsiTheme="minorEastAsia"/>
-          <w:sz w:val="22"/>
+          <w:rFonts w:hint="eastAsia"/>
+        </w:rPr>
+      </w:pPr>
+      <w:r>
+        <w:rPr>
+          <w:rFonts w:hint="eastAsia"/>
         </w:rPr>
         <w:t xml:space="preserve">    df,</w:t>
       </w:r>
@@ -505,14 +439,12 @@
     <w:p>
       <w:pPr>
         <w:rPr>
-          <w:rFonts w:hint="eastAsia" w:asciiTheme="minorEastAsia" w:hAnsiTheme="minorEastAsia"/>
-          <w:sz w:val="22"/>
-        </w:rPr>
-      </w:pPr>
-      <w:r>
-        <w:rPr>
-          <w:rFonts w:hint="eastAsia" w:asciiTheme="minorEastAsia" w:hAnsiTheme="minorEastAsia"/>
-          <w:sz w:val="22"/>
+          <w:rFonts w:hint="eastAsia"/>
+        </w:rPr>
+      </w:pPr>
+      <w:r>
+        <w:rPr>
+          <w:rFonts w:hint="eastAsia"/>
         </w:rPr>
         <w:t xml:space="preserve">    id_vars=["Weekday"],</w:t>
       </w:r>
@@ -520,14 +452,12 @@
     <w:p>
       <w:pPr>
         <w:rPr>
-          <w:rFonts w:hint="eastAsia" w:asciiTheme="minorEastAsia" w:hAnsiTheme="minorEastAsia"/>
-          <w:sz w:val="22"/>
-        </w:rPr>
-      </w:pPr>
-      <w:r>
-        <w:rPr>
-          <w:rFonts w:hint="eastAsia" w:asciiTheme="minorEastAsia" w:hAnsiTheme="minorEastAsia"/>
-          <w:sz w:val="22"/>
+          <w:rFonts w:hint="eastAsia"/>
+        </w:rPr>
+      </w:pPr>
+      <w:r>
+        <w:rPr>
+          <w:rFonts w:hint="eastAsia"/>
         </w:rPr>
         <w:t xml:space="preserve">    value_vars=["SSE_Return", "SPDB_Return"],</w:t>
       </w:r>
@@ -535,14 +465,12 @@
     <w:p>
       <w:pPr>
         <w:rPr>
-          <w:rFonts w:hint="eastAsia" w:asciiTheme="minorEastAsia" w:hAnsiTheme="minorEastAsia"/>
-          <w:sz w:val="22"/>
-        </w:rPr>
-      </w:pPr>
-      <w:r>
-        <w:rPr>
-          <w:rFonts w:hint="eastAsia" w:asciiTheme="minorEastAsia" w:hAnsiTheme="minorEastAsia"/>
-          <w:sz w:val="22"/>
+          <w:rFonts w:hint="eastAsia"/>
+        </w:rPr>
+      </w:pPr>
+      <w:r>
+        <w:rPr>
+          <w:rFonts w:hint="eastAsia"/>
         </w:rPr>
         <w:t xml:space="preserve">    var_name="Asset",</w:t>
       </w:r>
@@ -550,14 +478,12 @@
     <w:p>
       <w:pPr>
         <w:rPr>
-          <w:rFonts w:hint="eastAsia" w:asciiTheme="minorEastAsia" w:hAnsiTheme="minorEastAsia"/>
-          <w:sz w:val="22"/>
-        </w:rPr>
-      </w:pPr>
-      <w:r>
-        <w:rPr>
-          <w:rFonts w:hint="eastAsia" w:asciiTheme="minorEastAsia" w:hAnsiTheme="minorEastAsia"/>
-          <w:sz w:val="22"/>
+          <w:rFonts w:hint="eastAsia"/>
+        </w:rPr>
+      </w:pPr>
+      <w:r>
+        <w:rPr>
+          <w:rFonts w:hint="eastAsia"/>
         </w:rPr>
         <w:t xml:space="preserve">    value_name="Return"</w:t>
       </w:r>
@@ -565,14 +491,12 @@
     <w:p>
       <w:pPr>
         <w:rPr>
-          <w:rFonts w:hint="eastAsia" w:asciiTheme="minorEastAsia" w:hAnsiTheme="minorEastAsia"/>
-          <w:sz w:val="22"/>
-        </w:rPr>
-      </w:pPr>
-      <w:r>
-        <w:rPr>
-          <w:rFonts w:hint="eastAsia" w:asciiTheme="minorEastAsia" w:hAnsiTheme="minorEastAsia"/>
-          <w:sz w:val="22"/>
+          <w:rFonts w:hint="eastAsia"/>
+        </w:rPr>
+      </w:pPr>
+      <w:r>
+        <w:rPr>
+          <w:rFonts w:hint="eastAsia"/>
         </w:rPr>
         <w:t>)</w:t>
       </w:r>
@@ -580,22 +504,19 @@
     <w:p>
       <w:pPr>
         <w:rPr>
-          <w:rFonts w:hint="eastAsia" w:asciiTheme="minorEastAsia" w:hAnsiTheme="minorEastAsia"/>
-          <w:sz w:val="22"/>
-        </w:rPr>
-      </w:pPr>
-    </w:p>
-    <w:p>
-      <w:pPr>
-        <w:rPr>
-          <w:rFonts w:hint="eastAsia" w:asciiTheme="minorEastAsia" w:hAnsiTheme="minorEastAsia"/>
-          <w:sz w:val="22"/>
-        </w:rPr>
-      </w:pPr>
-      <w:r>
-        <w:rPr>
-          <w:rFonts w:hint="eastAsia" w:asciiTheme="minorEastAsia" w:hAnsiTheme="minorEastAsia"/>
-          <w:sz w:val="22"/>
+          <w:rFonts w:hint="eastAsia"/>
+        </w:rPr>
+      </w:pPr>
+    </w:p>
+    <w:p>
+      <w:pPr>
+        <w:rPr>
+          <w:rFonts w:hint="eastAsia"/>
+        </w:rPr>
+      </w:pPr>
+      <w:r>
+        <w:rPr>
+          <w:rFonts w:hint="eastAsia"/>
         </w:rPr>
         <w:t># Map return columns to clean English asset names</w:t>
       </w:r>
@@ -603,14 +524,12 @@
     <w:p>
       <w:pPr>
         <w:rPr>
-          <w:rFonts w:hint="eastAsia" w:asciiTheme="minorEastAsia" w:hAnsiTheme="minorEastAsia"/>
-          <w:sz w:val="22"/>
-        </w:rPr>
-      </w:pPr>
-      <w:r>
-        <w:rPr>
-          <w:rFonts w:hint="eastAsia" w:asciiTheme="minorEastAsia" w:hAnsiTheme="minorEastAsia"/>
-          <w:sz w:val="22"/>
+          <w:rFonts w:hint="eastAsia"/>
+        </w:rPr>
+      </w:pPr>
+      <w:r>
+        <w:rPr>
+          <w:rFonts w:hint="eastAsia"/>
         </w:rPr>
         <w:t>df_long["Asset"] = df_long["Asset"].replace({</w:t>
       </w:r>
@@ -618,14 +537,12 @@
     <w:p>
       <w:pPr>
         <w:rPr>
-          <w:rFonts w:hint="eastAsia" w:asciiTheme="minorEastAsia" w:hAnsiTheme="minorEastAsia"/>
-          <w:sz w:val="22"/>
-        </w:rPr>
-      </w:pPr>
-      <w:r>
-        <w:rPr>
-          <w:rFonts w:hint="eastAsia" w:asciiTheme="minorEastAsia" w:hAnsiTheme="minorEastAsia"/>
-          <w:sz w:val="22"/>
+          <w:rFonts w:hint="eastAsia"/>
+        </w:rPr>
+      </w:pPr>
+      <w:r>
+        <w:rPr>
+          <w:rFonts w:hint="eastAsia"/>
         </w:rPr>
         <w:t xml:space="preserve">    "SSE_Return": "SSE Index",</w:t>
       </w:r>
@@ -633,14 +550,12 @@
     <w:p>
       <w:pPr>
         <w:rPr>
-          <w:rFonts w:hint="eastAsia" w:asciiTheme="minorEastAsia" w:hAnsiTheme="minorEastAsia"/>
-          <w:sz w:val="22"/>
-        </w:rPr>
-      </w:pPr>
-      <w:r>
-        <w:rPr>
-          <w:rFonts w:hint="eastAsia" w:asciiTheme="minorEastAsia" w:hAnsiTheme="minorEastAsia"/>
-          <w:sz w:val="22"/>
+          <w:rFonts w:hint="eastAsia"/>
+        </w:rPr>
+      </w:pPr>
+      <w:r>
+        <w:rPr>
+          <w:rFonts w:hint="eastAsia"/>
         </w:rPr>
         <w:t xml:space="preserve">    "SPDB_Return": "SPDB"</w:t>
       </w:r>
@@ -648,14 +563,12 @@
     <w:p>
       <w:pPr>
         <w:rPr>
-          <w:rFonts w:hint="eastAsia" w:asciiTheme="minorEastAsia" w:hAnsiTheme="minorEastAsia"/>
-          <w:sz w:val="22"/>
-        </w:rPr>
-      </w:pPr>
-      <w:r>
-        <w:rPr>
-          <w:rFonts w:hint="eastAsia" w:asciiTheme="minorEastAsia" w:hAnsiTheme="minorEastAsia"/>
-          <w:sz w:val="22"/>
+          <w:rFonts w:hint="eastAsia"/>
+        </w:rPr>
+      </w:pPr>
+      <w:r>
+        <w:rPr>
+          <w:rFonts w:hint="eastAsia"/>
         </w:rPr>
         <w:t>})</w:t>
       </w:r>
@@ -663,22 +576,19 @@
     <w:p>
       <w:pPr>
         <w:rPr>
-          <w:rFonts w:hint="eastAsia" w:asciiTheme="minorEastAsia" w:hAnsiTheme="minorEastAsia"/>
-          <w:sz w:val="22"/>
-        </w:rPr>
-      </w:pPr>
-    </w:p>
-    <w:p>
-      <w:pPr>
-        <w:rPr>
-          <w:rFonts w:hint="eastAsia" w:asciiTheme="minorEastAsia" w:hAnsiTheme="minorEastAsia"/>
-          <w:sz w:val="22"/>
-        </w:rPr>
-      </w:pPr>
-      <w:r>
-        <w:rPr>
-          <w:rFonts w:hint="eastAsia" w:asciiTheme="minorEastAsia" w:hAnsiTheme="minorEastAsia"/>
-          <w:sz w:val="22"/>
+          <w:rFonts w:hint="eastAsia"/>
+        </w:rPr>
+      </w:pPr>
+    </w:p>
+    <w:p>
+      <w:pPr>
+        <w:rPr>
+          <w:rFonts w:hint="eastAsia"/>
+        </w:rPr>
+      </w:pPr>
+      <w:r>
+        <w:rPr>
+          <w:rFonts w:hint="eastAsia"/>
         </w:rPr>
         <w:t># 6. Plot the boxplot with fully English annotations</w:t>
       </w:r>
@@ -686,14 +596,12 @@
     <w:p>
       <w:pPr>
         <w:rPr>
-          <w:rFonts w:hint="eastAsia" w:asciiTheme="minorEastAsia" w:hAnsiTheme="minorEastAsia"/>
-          <w:sz w:val="22"/>
-        </w:rPr>
-      </w:pPr>
-      <w:r>
-        <w:rPr>
-          <w:rFonts w:hint="eastAsia" w:asciiTheme="minorEastAsia" w:hAnsiTheme="minorEastAsia"/>
-          <w:sz w:val="22"/>
+          <w:rFonts w:hint="eastAsia"/>
+        </w:rPr>
+      </w:pPr>
+      <w:r>
+        <w:rPr>
+          <w:rFonts w:hint="eastAsia"/>
         </w:rPr>
         <w:t>plt.figure(figsize=(10, 6))</w:t>
       </w:r>
@@ -701,14 +609,12 @@
     <w:p>
       <w:pPr>
         <w:rPr>
-          <w:rFonts w:hint="eastAsia" w:asciiTheme="minorEastAsia" w:hAnsiTheme="minorEastAsia"/>
-          <w:sz w:val="22"/>
-        </w:rPr>
-      </w:pPr>
-      <w:r>
-        <w:rPr>
-          <w:rFonts w:hint="eastAsia" w:asciiTheme="minorEastAsia" w:hAnsiTheme="minorEastAsia"/>
-          <w:sz w:val="22"/>
+          <w:rFonts w:hint="eastAsia"/>
+        </w:rPr>
+      </w:pPr>
+      <w:r>
+        <w:rPr>
+          <w:rFonts w:hint="eastAsia"/>
         </w:rPr>
         <w:t>sns.boxplot(</w:t>
       </w:r>
@@ -716,14 +622,12 @@
     <w:p>
       <w:pPr>
         <w:rPr>
-          <w:rFonts w:hint="eastAsia" w:asciiTheme="minorEastAsia" w:hAnsiTheme="minorEastAsia"/>
-          <w:sz w:val="22"/>
-        </w:rPr>
-      </w:pPr>
-      <w:r>
-        <w:rPr>
-          <w:rFonts w:hint="eastAsia" w:asciiTheme="minorEastAsia" w:hAnsiTheme="minorEastAsia"/>
-          <w:sz w:val="22"/>
+          <w:rFonts w:hint="eastAsia"/>
+        </w:rPr>
+      </w:pPr>
+      <w:r>
+        <w:rPr>
+          <w:rFonts w:hint="eastAsia"/>
         </w:rPr>
         <w:t xml:space="preserve">    data=df_long,</w:t>
       </w:r>
@@ -731,14 +635,12 @@
     <w:p>
       <w:pPr>
         <w:rPr>
-          <w:rFonts w:hint="eastAsia" w:asciiTheme="minorEastAsia" w:hAnsiTheme="minorEastAsia"/>
-          <w:sz w:val="22"/>
-        </w:rPr>
-      </w:pPr>
-      <w:r>
-        <w:rPr>
-          <w:rFonts w:hint="eastAsia" w:asciiTheme="minorEastAsia" w:hAnsiTheme="minorEastAsia"/>
-          <w:sz w:val="22"/>
+          <w:rFonts w:hint="eastAsia"/>
+        </w:rPr>
+      </w:pPr>
+      <w:r>
+        <w:rPr>
+          <w:rFonts w:hint="eastAsia"/>
         </w:rPr>
         <w:t xml:space="preserve">    x="Weekday",</w:t>
       </w:r>
@@ -746,14 +648,12 @@
     <w:p>
       <w:pPr>
         <w:rPr>
-          <w:rFonts w:hint="eastAsia" w:asciiTheme="minorEastAsia" w:hAnsiTheme="minorEastAsia"/>
-          <w:sz w:val="22"/>
-        </w:rPr>
-      </w:pPr>
-      <w:r>
-        <w:rPr>
-          <w:rFonts w:hint="eastAsia" w:asciiTheme="minorEastAsia" w:hAnsiTheme="minorEastAsia"/>
-          <w:sz w:val="22"/>
+          <w:rFonts w:hint="eastAsia"/>
+        </w:rPr>
+      </w:pPr>
+      <w:r>
+        <w:rPr>
+          <w:rFonts w:hint="eastAsia"/>
         </w:rPr>
         <w:t xml:space="preserve">    y="Return",</w:t>
       </w:r>
@@ -761,14 +661,12 @@
     <w:p>
       <w:pPr>
         <w:rPr>
-          <w:rFonts w:hint="eastAsia" w:asciiTheme="minorEastAsia" w:hAnsiTheme="minorEastAsia"/>
-          <w:sz w:val="22"/>
-        </w:rPr>
-      </w:pPr>
-      <w:r>
-        <w:rPr>
-          <w:rFonts w:hint="eastAsia" w:asciiTheme="minorEastAsia" w:hAnsiTheme="minorEastAsia"/>
-          <w:sz w:val="22"/>
+          <w:rFonts w:hint="eastAsia"/>
+        </w:rPr>
+      </w:pPr>
+      <w:r>
+        <w:rPr>
+          <w:rFonts w:hint="eastAsia"/>
         </w:rPr>
         <w:t xml:space="preserve">    hue="Asset",</w:t>
       </w:r>
@@ -776,14 +674,12 @@
     <w:p>
       <w:pPr>
         <w:rPr>
-          <w:rFonts w:hint="eastAsia" w:asciiTheme="minorEastAsia" w:hAnsiTheme="minorEastAsia"/>
-          <w:sz w:val="22"/>
-        </w:rPr>
-      </w:pPr>
-      <w:r>
-        <w:rPr>
-          <w:rFonts w:hint="eastAsia" w:asciiTheme="minorEastAsia" w:hAnsiTheme="minorEastAsia"/>
-          <w:sz w:val="22"/>
+          <w:rFonts w:hint="eastAsia"/>
+        </w:rPr>
+      </w:pPr>
+      <w:r>
+        <w:rPr>
+          <w:rFonts w:hint="eastAsia"/>
         </w:rPr>
         <w:t xml:space="preserve">    palette="Set2"</w:t>
       </w:r>
@@ -791,14 +687,12 @@
     <w:p>
       <w:pPr>
         <w:rPr>
-          <w:rFonts w:hint="eastAsia" w:asciiTheme="minorEastAsia" w:hAnsiTheme="minorEastAsia"/>
-          <w:sz w:val="22"/>
-        </w:rPr>
-      </w:pPr>
-      <w:r>
-        <w:rPr>
-          <w:rFonts w:hint="eastAsia" w:asciiTheme="minorEastAsia" w:hAnsiTheme="minorEastAsia"/>
-          <w:sz w:val="22"/>
+          <w:rFonts w:hint="eastAsia"/>
+        </w:rPr>
+      </w:pPr>
+      <w:r>
+        <w:rPr>
+          <w:rFonts w:hint="eastAsia"/>
         </w:rPr>
         <w:t>)</w:t>
       </w:r>
@@ -806,14 +700,12 @@
     <w:p>
       <w:pPr>
         <w:rPr>
-          <w:rFonts w:hint="eastAsia" w:asciiTheme="minorEastAsia" w:hAnsiTheme="minorEastAsia"/>
-          <w:sz w:val="22"/>
-        </w:rPr>
-      </w:pPr>
-      <w:r>
-        <w:rPr>
-          <w:rFonts w:hint="eastAsia" w:asciiTheme="minorEastAsia" w:hAnsiTheme="minorEastAsia"/>
-          <w:sz w:val="22"/>
+          <w:rFonts w:hint="eastAsia"/>
+        </w:rPr>
+      </w:pPr>
+      <w:r>
+        <w:rPr>
+          <w:rFonts w:hint="eastAsia"/>
         </w:rPr>
         <w:t>plt.title("Distribution of Daily Returns by Weekday: SSE Index vs. SPDB", fontsize=14)</w:t>
       </w:r>
@@ -821,14 +713,12 @@
     <w:p>
       <w:pPr>
         <w:rPr>
-          <w:rFonts w:hint="eastAsia" w:asciiTheme="minorEastAsia" w:hAnsiTheme="minorEastAsia"/>
-          <w:sz w:val="22"/>
-        </w:rPr>
-      </w:pPr>
-      <w:r>
-        <w:rPr>
-          <w:rFonts w:hint="eastAsia" w:asciiTheme="minorEastAsia" w:hAnsiTheme="minorEastAsia"/>
-          <w:sz w:val="22"/>
+          <w:rFonts w:hint="eastAsia"/>
+        </w:rPr>
+      </w:pPr>
+      <w:r>
+        <w:rPr>
+          <w:rFonts w:hint="eastAsia"/>
         </w:rPr>
         <w:t>plt.xlabel("Weekday (1=Monday, 5=Friday)", fontsize=12)</w:t>
       </w:r>
@@ -836,14 +726,12 @@
     <w:p>
       <w:pPr>
         <w:rPr>
-          <w:rFonts w:hint="eastAsia" w:asciiTheme="minorEastAsia" w:hAnsiTheme="minorEastAsia"/>
-          <w:sz w:val="22"/>
-        </w:rPr>
-      </w:pPr>
-      <w:r>
-        <w:rPr>
-          <w:rFonts w:hint="eastAsia" w:asciiTheme="minorEastAsia" w:hAnsiTheme="minorEastAsia"/>
-          <w:sz w:val="22"/>
+          <w:rFonts w:hint="eastAsia"/>
+        </w:rPr>
+      </w:pPr>
+      <w:r>
+        <w:rPr>
+          <w:rFonts w:hint="eastAsia"/>
         </w:rPr>
         <w:t>plt.ylabel("Daily Return", fontsize=12)</w:t>
       </w:r>
@@ -851,14 +739,12 @@
     <w:p>
       <w:pPr>
         <w:rPr>
-          <w:rFonts w:hint="eastAsia" w:asciiTheme="minorEastAsia" w:hAnsiTheme="minorEastAsia"/>
-          <w:sz w:val="22"/>
-        </w:rPr>
-      </w:pPr>
-      <w:r>
-        <w:rPr>
-          <w:rFonts w:hint="eastAsia" w:asciiTheme="minorEastAsia" w:hAnsiTheme="minorEastAsia"/>
-          <w:sz w:val="22"/>
+          <w:rFonts w:hint="eastAsia"/>
+        </w:rPr>
+      </w:pPr>
+      <w:r>
+        <w:rPr>
+          <w:rFonts w:hint="eastAsia"/>
         </w:rPr>
         <w:t>plt.axhline(0, color='gray', linestyle='--', linewidth=0.8)  # Reference line at zero</w:t>
       </w:r>
@@ -866,14 +752,12 @@
     <w:p>
       <w:pPr>
         <w:rPr>
-          <w:rFonts w:hint="eastAsia" w:asciiTheme="minorEastAsia" w:hAnsiTheme="minorEastAsia"/>
-          <w:sz w:val="22"/>
-        </w:rPr>
-      </w:pPr>
-      <w:r>
-        <w:rPr>
-          <w:rFonts w:hint="eastAsia" w:asciiTheme="minorEastAsia" w:hAnsiTheme="minorEastAsia"/>
-          <w:sz w:val="22"/>
+          <w:rFonts w:hint="eastAsia"/>
+        </w:rPr>
+      </w:pPr>
+      <w:r>
+        <w:rPr>
+          <w:rFonts w:hint="eastAsia"/>
         </w:rPr>
         <w:t>plt.legend(title="Asset")</w:t>
       </w:r>
@@ -881,14 +765,12 @@
     <w:p>
       <w:pPr>
         <w:rPr>
-          <w:rFonts w:hint="eastAsia" w:asciiTheme="minorEastAsia" w:hAnsiTheme="minorEastAsia"/>
-          <w:sz w:val="22"/>
-        </w:rPr>
-      </w:pPr>
-      <w:r>
-        <w:rPr>
-          <w:rFonts w:hint="eastAsia" w:asciiTheme="minorEastAsia" w:hAnsiTheme="minorEastAsia"/>
-          <w:sz w:val="22"/>
+          <w:rFonts w:hint="eastAsia"/>
+        </w:rPr>
+      </w:pPr>
+      <w:r>
+        <w:rPr>
+          <w:rFonts w:hint="eastAsia"/>
         </w:rPr>
         <w:t>plt.tight_layout()</w:t>
       </w:r>
@@ -896,14 +778,12 @@
     <w:p>
       <w:pPr>
         <w:rPr>
-          <w:rFonts w:hint="eastAsia" w:asciiTheme="minorEastAsia" w:hAnsiTheme="minorEastAsia"/>
-          <w:sz w:val="22"/>
-        </w:rPr>
-      </w:pPr>
-      <w:r>
-        <w:rPr>
-          <w:rFonts w:hint="eastAsia" w:asciiTheme="minorEastAsia" w:hAnsiTheme="minorEastAsia"/>
-          <w:sz w:val="22"/>
+          <w:rFonts w:hint="eastAsia"/>
+        </w:rPr>
+      </w:pPr>
+      <w:r>
+        <w:rPr>
+          <w:rFonts w:hint="eastAsia"/>
         </w:rPr>
         <w:t>plt.show()</w:t>
       </w:r>
